--- a/.ai-workflow/work/tasks/현장방문대비/30 관리 산출물/개발/md2docx/JSA-PF-ST-001_코딩 컨벤션.docx
+++ b/.ai-workflow/work/tasks/현장방문대비/30 관리 산출물/개발/md2docx/JSA-PF-ST-001_코딩 컨벤션.docx
@@ -2,7 +2,6 @@
 <file path=word/document.xml><?xml version="1.0" encoding="utf-8"?>
 <w:document xmlns:w="http://schemas.openxmlformats.org/wordprocessingml/2006/main" xmlns:m="http://schemas.openxmlformats.org/officeDocument/2006/math" xmlns:r="http://schemas.openxmlformats.org/officeDocument/2006/relationships" xmlns:o="urn:schemas-microsoft-com:office:office" xmlns:v="urn:schemas-microsoft-com:vml" xmlns:w10="urn:schemas-microsoft-com:office:word" xmlns:a="http://schemas.openxmlformats.org/drawingml/2006/main" xmlns:pic="http://schemas.openxmlformats.org/drawingml/2006/picture" xmlns:wp="http://schemas.openxmlformats.org/drawingml/2006/wordprocessingDrawing">
   <w:body>
-    <w:bookmarkStart w:id="17" w:name="코딩-컨벤션"/>
     <w:p>
       <w:pPr>
         <w:pStyle w:val="Heading1"/>
@@ -199,7 +198,6 @@
         </w:tc>
       </w:tr>
     </w:tbl>
-    <w:bookmarkStart w:id="9" w:name="제개정-이력"/>
     <w:p>
       <w:pPr>
         <w:pStyle w:val="Heading2"/>
@@ -339,8 +337,6 @@
         </w:tc>
       </w:tr>
     </w:tbl>
-    <w:bookmarkEnd w:id="9"/>
-    <w:bookmarkStart w:id="10" w:name="Xdfa371a116236a4890228567b425ccc361616da"/>
     <w:p>
       <w:pPr>
         <w:pStyle w:val="Heading2"/>
@@ -594,8 +590,6 @@
         <w:t xml:space="preserve">에 있고, 이 문서에 옮긴 규칙의 상태는 모두 "확정"(2026-07-11)이다.</w:t>
       </w:r>
     </w:p>
-    <w:bookmarkEnd w:id="10"/>
-    <w:bookmarkStart w:id="11" w:name="X96878f0aa5c3f1c7415c9ce143c1a34bd3bb4bc"/>
     <w:p>
       <w:pPr>
         <w:pStyle w:val="Heading2"/>
@@ -1392,8 +1386,6 @@
         <w:t xml:space="preserve">.</w:t>
       </w:r>
     </w:p>
-    <w:bookmarkEnd w:id="11"/>
-    <w:bookmarkStart w:id="12" w:name="Xac8f9cf9aac7b6950de22983ed17f9209d89456"/>
     <w:p>
       <w:pPr>
         <w:pStyle w:val="Heading2"/>
@@ -2282,8 +2274,6 @@
         <w:t xml:space="preserve">변수·매개변수 행과 내부용 멤버 행은 현재 코드와 다르다(2절).</w:t>
       </w:r>
     </w:p>
-    <w:bookmarkEnd w:id="12"/>
-    <w:bookmarkStart w:id="13" w:name="Xcd87ca6a765817dbf898f370832d907f29acbc6"/>
     <w:p>
       <w:pPr>
         <w:pStyle w:val="Heading2"/>
@@ -2385,8 +2375,6 @@
         <w:t xml:space="preserve">문서는 한국어로 작성한다. 비밀값·개인정보를 문서에 넣지 않는다(규칙 문서에 명시된 항목은 아니며 JSA-PF-ST-002 5절의 비밀값 커밋 항목과 같은 방침이다).</w:t>
       </w:r>
     </w:p>
-    <w:bookmarkEnd w:id="13"/>
-    <w:bookmarkStart w:id="14" w:name="X9d4f09820eec9a2e7a03434ea588d1968f39e65"/>
     <w:p>
       <w:pPr>
         <w:pStyle w:val="Heading2"/>
@@ -2743,8 +2731,6 @@
         <w:t xml:space="preserve">는 개발·진단용(운영 기본 INFO).</w:t>
       </w:r>
     </w:p>
-    <w:bookmarkEnd w:id="14"/>
-    <w:bookmarkStart w:id="15" w:name="X8d4fd38d3f5195f2f11faa2954cb8ff6eb2a28c"/>
     <w:p>
       <w:pPr>
         <w:pStyle w:val="Heading2"/>
@@ -3106,8 +3092,6 @@
         <w:t xml:space="preserve">pull-request.md</w:t>
       </w:r>
     </w:p>
-    <w:bookmarkEnd w:id="15"/>
-    <w:bookmarkStart w:id="16" w:name="X95e32578125f68242e87c4cfdcf0ca33e32fe41"/>
     <w:p>
       <w:pPr>
         <w:pStyle w:val="Heading2"/>
@@ -3230,8 +3214,6 @@
         <w:t xml:space="preserve">설정 파일이 없음을 2026-10-16 에 검색으로 확인</w:t>
       </w:r>
     </w:p>
-    <w:bookmarkEnd w:id="16"/>
-    <w:bookmarkEnd w:id="17"/>
     <w:sectPr>
       <w:footnotePr>
         <w:numRestart w:val="eachSect"/>

--- a/.ai-workflow/work/tasks/현장방문대비/30 관리 산출물/개발/md2docx/JSA-PF-ST-001_코딩 컨벤션.docx
+++ b/.ai-workflow/work/tasks/현장방문대비/30 관리 산출물/개발/md2docx/JSA-PF-ST-001_코딩 컨벤션.docx
@@ -175,24 +175,42 @@
               <w:pStyle w:val="Compact"/>
             </w:pPr>
             <w:r>
-              <w:t xml:space="preserve">작성자 / 승인자</w:t>
-            </w:r>
-          </w:p>
-        </w:tc>
-        <w:tc>
-          <w:tcPr/>
-          <w:p>
-            <w:pPr>
-              <w:pStyle w:val="Compact"/>
-            </w:pPr>
-            <w:r>
-              <w:t xml:space="preserve">개발팀 /</w:t>
-            </w:r>
-            <w:r>
-              <w:t xml:space="preserve"> </w:t>
-            </w:r>
-            <w:r>
-              <w:t xml:space="preserve">확인 필요</w:t>
+              <w:t xml:space="preserve">작성자</w:t>
+            </w:r>
+          </w:p>
+        </w:tc>
+        <w:tc>
+          <w:tcPr/>
+          <w:p>
+            <w:pPr>
+              <w:pStyle w:val="Compact"/>
+            </w:pPr>
+            <w:r>
+              <w:t xml:space="preserve">박가람</w:t>
+            </w:r>
+          </w:p>
+        </w:tc>
+      </w:tr>
+      <w:tr>
+        <w:tc>
+          <w:tcPr/>
+          <w:p>
+            <w:pPr>
+              <w:pStyle w:val="Compact"/>
+            </w:pPr>
+            <w:r>
+              <w:t xml:space="preserve">승인자</w:t>
+            </w:r>
+          </w:p>
+        </w:tc>
+        <w:tc>
+          <w:tcPr/>
+          <w:p>
+            <w:pPr>
+              <w:pStyle w:val="Compact"/>
+            </w:pPr>
+            <w:r>
+              <w:t xml:space="preserve">-</w:t>
             </w:r>
           </w:p>
         </w:tc>
@@ -320,18 +338,18 @@
               <w:pStyle w:val="Compact"/>
             </w:pPr>
             <w:r>
-              <w:t xml:space="preserve">개발팀</w:t>
-            </w:r>
-          </w:p>
-        </w:tc>
-        <w:tc>
-          <w:tcPr/>
-          <w:p>
-            <w:pPr>
-              <w:pStyle w:val="Compact"/>
-            </w:pPr>
-            <w:r>
-              <w:t xml:space="preserve">확인 필요</w:t>
+              <w:t xml:space="preserve">박가람</w:t>
+            </w:r>
+          </w:p>
+        </w:tc>
+        <w:tc>
+          <w:tcPr/>
+          <w:p>
+            <w:pPr>
+              <w:pStyle w:val="Compact"/>
+            </w:pPr>
+            <w:r>
+              <w:t xml:space="preserve">-</w:t>
             </w:r>
           </w:p>
         </w:tc>
@@ -678,7 +696,7 @@
               <w:pStyle w:val="Compact"/>
             </w:pPr>
             <w:r>
-              <w:t xml:space="preserve">없음(미도입). 정적분석·포맷터 설정이 저장소에 없다. 테스트 커버리지는 JaCoCo</w:t>
+              <w:t xml:space="preserve">테스트 커버리지 JaCoCo</w:t>
             </w:r>
           </w:p>
         </w:tc>
@@ -705,12 +723,6 @@
                 <w:rStyle w:val="VerbatimChar"/>
               </w:rPr>
               <w:t xml:space="preserve">packages/api-core/build.gradle.kts</w:t>
-            </w:r>
-            <w:r>
-              <w:t xml:space="preserve"> </w:t>
-            </w:r>
-            <w:r>
-              <w:t xml:space="preserve">(JaCoCo 설정만)</w:t>
             </w:r>
           </w:p>
         </w:tc>
@@ -793,7 +805,7 @@
               <w:t xml:space="preserve">noUnusedParameters</w:t>
             </w:r>
             <w:r>
-              <w:t xml:space="preserve">). ESLint·Prettier 는 미도입</w:t>
+              <w:t xml:space="preserve">)</w:t>
             </w:r>
           </w:p>
         </w:tc>
@@ -867,67 +879,73 @@
               <w:pStyle w:val="Compact"/>
             </w:pPr>
             <w:r>
-              <w:t xml:space="preserve">PHP</w:t>
-            </w:r>
-          </w:p>
-        </w:tc>
-        <w:tc>
-          <w:tcPr/>
-          <w:p>
-            <w:pPr>
-              <w:pStyle w:val="Compact"/>
-            </w:pPr>
-            <w:r>
-              <w:t xml:space="preserve">없음(미도입)</w:t>
-            </w:r>
-          </w:p>
-        </w:tc>
-        <w:tc>
-          <w:tcPr/>
-          <w:p>
-            <w:pPr>
-              <w:pStyle w:val="Compact"/>
-            </w:pPr>
-            <w:r>
-              <w:t xml:space="preserve">—</w:t>
-            </w:r>
-          </w:p>
-        </w:tc>
-        <w:tc>
-          <w:tcPr/>
-          <w:p>
-            <w:pPr>
-              <w:pStyle w:val="Compact"/>
-            </w:pPr>
-            <w:r>
-              <w:t xml:space="preserve">마이그레이션·시드 실행 전용(Laravel database 컴포넌트, 런타임 이미지는 PHP 8.4,</w:t>
-            </w:r>
-            <w:r>
-              <w:t xml:space="preserve"> </w:t>
-            </w:r>
-            <w:r>
-              <w:rPr>
-                <w:rStyle w:val="VerbatimChar"/>
-              </w:rPr>
-              <w:t xml:space="preserve">composer.json</w:t>
-            </w:r>
-            <w:r>
-              <w:t xml:space="preserve"> </w:t>
-            </w:r>
-            <w:r>
-              <w:t xml:space="preserve">의 하한 선언은</w:t>
-            </w:r>
-            <w:r>
-              <w:t xml:space="preserve"> </w:t>
-            </w:r>
-            <w:r>
-              <w:rPr>
-                <w:rStyle w:val="VerbatimChar"/>
-              </w:rPr>
-              <w:t xml:space="preserve">^8.2</w:t>
-            </w:r>
-            <w:r>
-              <w:t xml:space="preserve">). 제품 로직은 PHP 에 없다</w:t>
+              <w:t xml:space="preserve">Markdown</w:t>
+            </w:r>
+          </w:p>
+        </w:tc>
+        <w:tc>
+          <w:tcPr/>
+          <w:p>
+            <w:pPr>
+              <w:pStyle w:val="Compact"/>
+            </w:pPr>
+            <w:r>
+              <w:t xml:space="preserve">markdownlint-cli2 0.23.3</w:t>
+            </w:r>
+          </w:p>
+        </w:tc>
+        <w:tc>
+          <w:tcPr/>
+          <w:p>
+            <w:pPr>
+              <w:pStyle w:val="Compact"/>
+            </w:pPr>
+            <w:r>
+              <w:t xml:space="preserve">저장소 루트</w:t>
+            </w:r>
+            <w:r>
+              <w:t xml:space="preserve"> </w:t>
+            </w:r>
+            <w:r>
+              <w:rPr>
+                <w:rStyle w:val="VerbatimChar"/>
+              </w:rPr>
+              <w:t xml:space="preserve">.markdownlint-cli2.jsonc</w:t>
+            </w:r>
+          </w:p>
+        </w:tc>
+        <w:tc>
+          <w:tcPr/>
+          <w:p>
+            <w:pPr>
+              <w:pStyle w:val="Compact"/>
+            </w:pPr>
+            <w:r>
+              <w:t xml:space="preserve">CI</w:t>
+            </w:r>
+            <w:r>
+              <w:t xml:space="preserve"> </w:t>
+            </w:r>
+            <w:r>
+              <w:rPr>
+                <w:rStyle w:val="VerbatimChar"/>
+              </w:rPr>
+              <w:t xml:space="preserve">docs</w:t>
+            </w:r>
+            <w:r>
+              <w:t xml:space="preserve"> </w:t>
+            </w:r>
+            <w:r>
+              <w:t xml:space="preserve">잡이 린트와 문서 링크 검사(</w:t>
+            </w:r>
+            <w:r>
+              <w:rPr>
+                <w:rStyle w:val="VerbatimChar"/>
+              </w:rPr>
+              <w:t xml:space="preserve">scripts/check-doc-links.py</w:t>
+            </w:r>
+            <w:r>
+              <w:t xml:space="preserve">)를 실행</w:t>
             </w:r>
           </w:p>
         </w:tc>
@@ -940,85 +958,6 @@
               <w:pStyle w:val="Compact"/>
             </w:pPr>
             <w:r>
-              <w:t xml:space="preserve">Markdown</w:t>
-            </w:r>
-          </w:p>
-        </w:tc>
-        <w:tc>
-          <w:tcPr/>
-          <w:p>
-            <w:pPr>
-              <w:pStyle w:val="Compact"/>
-            </w:pPr>
-            <w:r>
-              <w:t xml:space="preserve">markdownlint-cli2 0.23.3</w:t>
-            </w:r>
-          </w:p>
-        </w:tc>
-        <w:tc>
-          <w:tcPr/>
-          <w:p>
-            <w:pPr>
-              <w:pStyle w:val="Compact"/>
-            </w:pPr>
-            <w:r>
-              <w:t xml:space="preserve">저장소 루트</w:t>
-            </w:r>
-            <w:r>
-              <w:t xml:space="preserve"> </w:t>
-            </w:r>
-            <w:r>
-              <w:rPr>
-                <w:rStyle w:val="VerbatimChar"/>
-              </w:rPr>
-              <w:t xml:space="preserve">.markdownlint-cli2.jsonc</w:t>
-            </w:r>
-          </w:p>
-        </w:tc>
-        <w:tc>
-          <w:tcPr/>
-          <w:p>
-            <w:pPr>
-              <w:pStyle w:val="Compact"/>
-            </w:pPr>
-            <w:r>
-              <w:t xml:space="preserve">CI</w:t>
-            </w:r>
-            <w:r>
-              <w:t xml:space="preserve"> </w:t>
-            </w:r>
-            <w:r>
-              <w:rPr>
-                <w:rStyle w:val="VerbatimChar"/>
-              </w:rPr>
-              <w:t xml:space="preserve">docs</w:t>
-            </w:r>
-            <w:r>
-              <w:t xml:space="preserve"> </w:t>
-            </w:r>
-            <w:r>
-              <w:t xml:space="preserve">잡이 린트와 문서 링크 검사(</w:t>
-            </w:r>
-            <w:r>
-              <w:rPr>
-                <w:rStyle w:val="VerbatimChar"/>
-              </w:rPr>
-              <w:t xml:space="preserve">scripts/check-doc-links.py</w:t>
-            </w:r>
-            <w:r>
-              <w:t xml:space="preserve">)를 실행</w:t>
-            </w:r>
-          </w:p>
-        </w:tc>
-      </w:tr>
-      <w:tr>
-        <w:tc>
-          <w:tcPr/>
-          <w:p>
-            <w:pPr>
-              <w:pStyle w:val="Compact"/>
-            </w:pPr>
-            <w:r>
               <w:t xml:space="preserve">Python</w:t>
             </w:r>
           </w:p>
@@ -1030,18 +969,18 @@
               <w:pStyle w:val="Compact"/>
             </w:pPr>
             <w:r>
-              <w:t xml:space="preserve">없음</w:t>
-            </w:r>
-          </w:p>
-        </w:tc>
-        <w:tc>
-          <w:tcPr/>
-          <w:p>
-            <w:pPr>
-              <w:pStyle w:val="Compact"/>
-            </w:pPr>
-            <w:r>
-              <w:t xml:space="preserve">—</w:t>
+              <w:t xml:space="preserve">-</w:t>
+            </w:r>
+          </w:p>
+        </w:tc>
+        <w:tc>
+          <w:tcPr/>
+          <w:p>
+            <w:pPr>
+              <w:pStyle w:val="Compact"/>
+            </w:pPr>
+            <w:r>
+              <w:t xml:space="preserve">-</w:t>
             </w:r>
           </w:p>
         </w:tc>
@@ -1072,7 +1011,7 @@
         <w:pStyle w:val="BodyText"/>
       </w:pPr>
       <w:r>
-        <w:t xml:space="preserve">자동 포맷터와 언어별 정적분석은 아직 도입하지 않았다(2026-10-16 확인). 이름·계층 규칙을 검사하는 테스트나 린터도 없어서 이 규칙들은 6절 셀프 리뷰 체크리스트로만 확인한다. 이 체크리스트는 저장소의 PR 템플릿에 아직 없다(JSA-PF-ST-003). 테스트가 지키는 것은 로그 비밀 비노출(5절), 응답 envelope·</w:t>
+        <w:t xml:space="preserve">이름·계층 규칙은 6절 코드 리뷰 체크리스트로 확인한다. 로그 비밀 비노출(5절), 응답 envelope·</w:t>
       </w:r>
       <w:r>
         <w:rPr>
@@ -1084,306 +1023,7 @@
         <w:t xml:space="preserve"> </w:t>
       </w:r>
       <w:r>
-        <w:t xml:space="preserve">헤더·비멤버 404 같은 일부 동작 규칙이다.</w:t>
-      </w:r>
-    </w:p>
-    <w:p>
-      <w:pPr>
-        <w:pStyle w:val="BodyText"/>
-      </w:pPr>
-      <w:r>
-        <w:t xml:space="preserve">현재 코드는 3절의 변수·매개변수(</w:t>
-      </w:r>
-      <w:r>
-        <w:rPr>
-          <w:rStyle w:val="VerbatimChar"/>
-        </w:rPr>
-        <w:t xml:space="preserve">snake_case</w:t>
-      </w:r>
-      <w:r>
-        <w:t xml:space="preserve">)와 내부용 멤버(</w:t>
-      </w:r>
-      <w:r>
-        <w:rPr>
-          <w:rStyle w:val="VerbatimChar"/>
-        </w:rPr>
-        <w:t xml:space="preserve">_</w:t>
-      </w:r>
-      <w:r>
-        <w:t xml:space="preserve"> </w:t>
-      </w:r>
-      <w:r>
-        <w:t xml:space="preserve">접두사) 규칙과 다르다(2026-10-16 확인). Java 는 DTO 와</w:t>
-      </w:r>
-      <w:r>
-        <w:t xml:space="preserve"> </w:t>
-      </w:r>
-      <w:r>
-        <w:rPr>
-          <w:rStyle w:val="VerbatimChar"/>
-        </w:rPr>
-        <w:t xml:space="preserve">AuthLogContext</w:t>
-      </w:r>
-      <w:r>
-        <w:t xml:space="preserve">(인증 로그 컨텍스트)를 제외한 변수·매개변수·필드가</w:t>
-      </w:r>
-      <w:r>
-        <w:t xml:space="preserve"> </w:t>
-      </w:r>
-      <w:r>
-        <w:rPr>
-          <w:rStyle w:val="VerbatimChar"/>
-        </w:rPr>
-        <w:t xml:space="preserve">camelCase</w:t>
-      </w:r>
-      <w:r>
-        <w:t xml:space="preserve"> </w:t>
-      </w:r>
-      <w:r>
-        <w:t xml:space="preserve">이고(예:</w:t>
-      </w:r>
-      <w:r>
-        <w:t xml:space="preserve"> </w:t>
-      </w:r>
-      <w:r>
-        <w:rPr>
-          <w:rStyle w:val="VerbatimChar"/>
-        </w:rPr>
-        <w:t xml:space="preserve">JwtService.issueAccessToken(Long userId, …)</w:t>
-      </w:r>
-      <w:r>
-        <w:t xml:space="preserve">),</w:t>
-      </w:r>
-      <w:r>
-        <w:t xml:space="preserve"> </w:t>
-      </w:r>
-      <w:r>
-        <w:rPr>
-          <w:rStyle w:val="VerbatimChar"/>
-        </w:rPr>
-        <w:t xml:space="preserve">AuthLogContext</w:t>
-      </w:r>
-      <w:r>
-        <w:t xml:space="preserve"> </w:t>
-      </w:r>
-      <w:r>
-        <w:t xml:space="preserve">는</w:t>
-      </w:r>
-      <w:r>
-        <w:t xml:space="preserve"> </w:t>
-      </w:r>
-      <w:r>
-        <w:rPr>
-          <w:rStyle w:val="VerbatimChar"/>
-        </w:rPr>
-        <w:t xml:space="preserve">requestId</w:t>
-      </w:r>
-      <w:r>
-        <w:t xml:space="preserve"> </w:t>
-      </w:r>
-      <w:r>
-        <w:t xml:space="preserve">를 뺀 레코드 컴포넌트와 빌더 필드가 로그 키와 같은</w:t>
-      </w:r>
-      <w:r>
-        <w:t xml:space="preserve"> </w:t>
-      </w:r>
-      <w:r>
-        <w:rPr>
-          <w:rStyle w:val="VerbatimChar"/>
-        </w:rPr>
-        <w:t xml:space="preserve">snake_case</w:t>
-      </w:r>
-      <w:r>
-        <w:t xml:space="preserve">(</w:t>
-      </w:r>
-      <w:r>
-        <w:rPr>
-          <w:rStyle w:val="VerbatimChar"/>
-        </w:rPr>
-        <w:t xml:space="preserve">user_id</w:t>
-      </w:r>
-      <w:r>
-        <w:t xml:space="preserve">,</w:t>
-      </w:r>
-      <w:r>
-        <w:t xml:space="preserve"> </w:t>
-      </w:r>
-      <w:r>
-        <w:rPr>
-          <w:rStyle w:val="VerbatimChar"/>
-        </w:rPr>
-        <w:t xml:space="preserve">refresh_token_id</w:t>
-      </w:r>
-      <w:r>
-        <w:t xml:space="preserve"> </w:t>
-      </w:r>
-      <w:r>
-        <w:t xml:space="preserve">등)이다. TypeScript 는</w:t>
-      </w:r>
-      <w:r>
-        <w:t xml:space="preserve"> </w:t>
-      </w:r>
-      <w:r>
-        <w:rPr>
-          <w:rStyle w:val="VerbatimChar"/>
-        </w:rPr>
-        <w:t xml:space="preserve">camelCase</w:t>
-      </w:r>
-      <w:r>
-        <w:t xml:space="preserve"> </w:t>
-      </w:r>
-      <w:r>
-        <w:t xml:space="preserve">와</w:t>
-      </w:r>
-      <w:r>
-        <w:t xml:space="preserve"> </w:t>
-      </w:r>
-      <w:r>
-        <w:rPr>
-          <w:rStyle w:val="VerbatimChar"/>
-        </w:rPr>
-        <w:t xml:space="preserve">snake_case</w:t>
-      </w:r>
-      <w:r>
-        <w:t xml:space="preserve"> </w:t>
-      </w:r>
-      <w:r>
-        <w:t xml:space="preserve">가 섞여 있으며, 두 언어 모두 직접 작성한 코드에는</w:t>
-      </w:r>
-      <w:r>
-        <w:t xml:space="preserve"> </w:t>
-      </w:r>
-      <w:r>
-        <w:rPr>
-          <w:rStyle w:val="VerbatimChar"/>
-        </w:rPr>
-        <w:t xml:space="preserve">_</w:t>
-      </w:r>
-      <w:r>
-        <w:t xml:space="preserve"> </w:t>
-      </w:r>
-      <w:r>
-        <w:t xml:space="preserve">접두사 멤버가 없다(예외는 e2e 가 지도 인스턴스를 읽도록</w:t>
-      </w:r>
-      <w:r>
-        <w:t xml:space="preserve"> </w:t>
-      </w:r>
-      <w:r>
-        <w:rPr>
-          <w:rStyle w:val="VerbatimChar"/>
-        </w:rPr>
-        <w:t xml:space="preserve">MapView</w:t>
-      </w:r>
-      <w:r>
-        <w:t xml:space="preserve"> </w:t>
-      </w:r>
-      <w:r>
-        <w:t xml:space="preserve">가 컨테이너 요소에 붙이는</w:t>
-      </w:r>
-      <w:r>
-        <w:t xml:space="preserve"> </w:t>
-      </w:r>
-      <w:r>
-        <w:rPr>
-          <w:rStyle w:val="VerbatimChar"/>
-        </w:rPr>
-        <w:t xml:space="preserve">__inp_map</w:t>
-      </w:r>
-      <w:r>
-        <w:t xml:space="preserve"> </w:t>
-      </w:r>
-      <w:r>
-        <w:t xml:space="preserve">속성 하나뿐이다.</w:t>
-      </w:r>
-      <w:r>
-        <w:t xml:space="preserve"> </w:t>
-      </w:r>
-      <w:r>
-        <w:rPr>
-          <w:rStyle w:val="VerbatimChar"/>
-        </w:rPr>
-        <w:t xml:space="preserve">dagger develop</w:t>
-      </w:r>
-      <w:r>
-        <w:t xml:space="preserve"> </w:t>
-      </w:r>
-      <w:r>
-        <w:t xml:space="preserve">이 만드는</w:t>
-      </w:r>
-      <w:r>
-        <w:t xml:space="preserve"> </w:t>
-      </w:r>
-      <w:r>
-        <w:rPr>
-          <w:rStyle w:val="VerbatimChar"/>
-        </w:rPr>
-        <w:t xml:space="preserve">dagger/sdk/</w:t>
-      </w:r>
-      <w:r>
-        <w:t xml:space="preserve"> </w:t>
-      </w:r>
-      <w:r>
-        <w:t xml:space="preserve">생성 코드는 제외했고,</w:t>
-      </w:r>
-      <w:r>
-        <w:t xml:space="preserve"> </w:t>
-      </w:r>
-      <w:r>
-        <w:rPr>
-          <w:rStyle w:val="VerbatimChar"/>
-        </w:rPr>
-        <w:t xml:space="preserve">_e</w:t>
-      </w:r>
-      <w:r>
-        <w:t xml:space="preserve">·</w:t>
-      </w:r>
-      <w:r>
-        <w:rPr>
-          <w:rStyle w:val="VerbatimChar"/>
-        </w:rPr>
-        <w:t xml:space="preserve">_url</w:t>
-      </w:r>
-      <w:r>
-        <w:t xml:space="preserve"> </w:t>
-      </w:r>
-      <w:r>
-        <w:t xml:space="preserve">같은 미사용 매개변수 이름은 멤버가 아니므로 세지 않았다).</w:t>
-      </w:r>
-      <w:r>
-        <w:t xml:space="preserve"> </w:t>
-      </w:r>
-      <w:r>
-        <w:rPr>
-          <w:rStyle w:val="VerbatimChar"/>
-        </w:rPr>
-        <w:t xml:space="preserve">snake_case</w:t>
-      </w:r>
-      <w:r>
-        <w:t xml:space="preserve"> </w:t>
-      </w:r>
-      <w:r>
-        <w:t xml:space="preserve">가 일관된 곳은 JSON 필드·DTO 레코드 컴포넌트·DB 컬럼(예:</w:t>
-      </w:r>
-      <w:r>
-        <w:t xml:space="preserve"> </w:t>
-      </w:r>
-      <w:r>
-        <w:rPr>
-          <w:rStyle w:val="VerbatimChar"/>
-        </w:rPr>
-        <w:t xml:space="preserve">SourceResponse.has_auth_secret</w:t>
-      </w:r>
-      <w:r>
-        <w:t xml:space="preserve">)뿐이다. 기존 코드에 소급 적용할지와 도구 도입 여부는</w:t>
-      </w:r>
-      <w:r>
-        <w:t xml:space="preserve"> </w:t>
-      </w:r>
-      <w:r>
-        <w:t xml:space="preserve">확인 필요</w:t>
-      </w:r>
-      <w:r>
-        <w:t xml:space="preserve">.</w:t>
+        <w:t xml:space="preserve">헤더·비멤버 404 같은 동작 규칙은 테스트로 확인한다.</w:t>
       </w:r>
     </w:p>
     <w:p>
@@ -2268,14 +1908,6 @@
     </w:tbl>
     <w:p>
       <w:pPr>
-        <w:pStyle w:val="BodyText"/>
-      </w:pPr>
-      <w:r>
-        <w:t xml:space="preserve">변수·매개변수 행과 내부용 멤버 행은 현재 코드와 다르다(2절).</w:t>
-      </w:r>
-    </w:p>
-    <w:p>
-      <w:pPr>
         <w:pStyle w:val="Heading2"/>
       </w:pPr>
       <w:r>
@@ -2291,13 +1923,46 @@
         </w:numPr>
       </w:pPr>
       <w:r>
-        <w:t xml:space="preserve">코드 주석 작성 규칙은 별도 문서로 정해져 있지 않다(</w:t>
-      </w:r>
-      <w:r>
-        <w:t xml:space="preserve">확인 필요</w:t>
-      </w:r>
-      <w:r>
-        <w:t xml:space="preserve">).</w:t>
+        <w:t xml:space="preserve">결정의 근거는 코드 주석이 아니라 ADR(</w:t>
+      </w:r>
+      <w:r>
+        <w:rPr>
+          <w:rStyle w:val="VerbatimChar"/>
+        </w:rPr>
+        <w:t xml:space="preserve">docs/01.개발/ADRs/</w:t>
+      </w:r>
+      <w:r>
+        <w:t xml:space="preserve">)에, API 계약은</w:t>
+      </w:r>
+      <w:r>
+        <w:t xml:space="preserve"> </w:t>
+      </w:r>
+      <w:r>
+        <w:rPr>
+          <w:rStyle w:val="VerbatimChar"/>
+        </w:rPr>
+        <w:t xml:space="preserve">docs/01.개발/APIs/</w:t>
+      </w:r>
+      <w:r>
+        <w:t xml:space="preserve"> </w:t>
+      </w:r>
+      <w:r>
+        <w:t xml:space="preserve">에, 테스트 절차는</w:t>
+      </w:r>
+      <w:r>
+        <w:t xml:space="preserve"> </w:t>
+      </w:r>
+      <w:r>
+        <w:rPr>
+          <w:rStyle w:val="VerbatimChar"/>
+        </w:rPr>
+        <w:t xml:space="preserve">docs/TESTING.md</w:t>
+      </w:r>
+      <w:r>
+        <w:t xml:space="preserve"> </w:t>
+      </w:r>
+      <w:r>
+        <w:t xml:space="preserve">에 남긴다. 설계서는 "무엇이 어떻게 되어 있는가", ADR 은 "왜 그렇게 정했는가"로 역할을 나눈다.</w:t>
       </w:r>
     </w:p>
     <w:p>
@@ -2309,46 +1974,7 @@
         </w:numPr>
       </w:pPr>
       <w:r>
-        <w:t xml:space="preserve">결정의 근거는 코드 주석이 아니라 ADR(</w:t>
-      </w:r>
-      <w:r>
-        <w:rPr>
-          <w:rStyle w:val="VerbatimChar"/>
-        </w:rPr>
-        <w:t xml:space="preserve">docs/01.개발/ADRs/</w:t>
-      </w:r>
-      <w:r>
-        <w:t xml:space="preserve">)에, API 계약은</w:t>
-      </w:r>
-      <w:r>
-        <w:t xml:space="preserve"> </w:t>
-      </w:r>
-      <w:r>
-        <w:rPr>
-          <w:rStyle w:val="VerbatimChar"/>
-        </w:rPr>
-        <w:t xml:space="preserve">docs/01.개발/APIs/</w:t>
-      </w:r>
-      <w:r>
-        <w:t xml:space="preserve"> </w:t>
-      </w:r>
-      <w:r>
-        <w:t xml:space="preserve">에, 테스트 절차는</w:t>
-      </w:r>
-      <w:r>
-        <w:t xml:space="preserve"> </w:t>
-      </w:r>
-      <w:r>
-        <w:rPr>
-          <w:rStyle w:val="VerbatimChar"/>
-        </w:rPr>
-        <w:t xml:space="preserve">docs/TESTING.md</w:t>
-      </w:r>
-      <w:r>
-        <w:t xml:space="preserve"> </w:t>
-      </w:r>
-      <w:r>
-        <w:t xml:space="preserve">에 남긴다. 설계서는 "무엇이 어떻게 되어 있는가", ADR 은 "왜 그렇게 정했는가"로 역할을 나눈다.</w:t>
+        <w:t xml:space="preserve">커밋 본문에는 "무엇"이 아니라 "왜"를 적는다(JSA-PF-ST-002).</w:t>
       </w:r>
     </w:p>
     <w:p>
@@ -2360,19 +1986,7 @@
         </w:numPr>
       </w:pPr>
       <w:r>
-        <w:t xml:space="preserve">커밋 본문에는 "무엇"이 아니라 "왜"를 적는다(JSA-PF-ST-002).</w:t>
-      </w:r>
-    </w:p>
-    <w:p>
-      <w:pPr>
-        <w:pStyle w:val="Compact"/>
-        <w:numPr>
-          <w:ilvl w:val="0"/>
-          <w:numId w:val="1002"/>
-        </w:numPr>
-      </w:pPr>
-      <w:r>
-        <w:t xml:space="preserve">문서는 한국어로 작성한다. 비밀값·개인정보를 문서에 넣지 않는다(규칙 문서에 명시된 항목은 아니며 JSA-PF-ST-002 5절의 비밀값 커밋 항목과 같은 방침이다).</w:t>
+        <w:t xml:space="preserve">문서는 한국어로 작성한다. 비밀값·개인정보를 문서에 넣지 않는다(JSA-PF-ST-002 5절의 비밀값 커밋 금지와 같은 방침이다).</w:t>
       </w:r>
     </w:p>
     <w:p>
@@ -2626,7 +2240,7 @@
         <w:t xml:space="preserve">AuthLogPrivacyTest</w:t>
       </w:r>
       <w:r>
-        <w:t xml:space="preserve">). 필드 이름 기준의 검사라서 개인정보는 대상이 아니다.</w:t>
+        <w:t xml:space="preserve">).</w:t>
       </w:r>
       <w:r>
         <w:t xml:space="preserve"> </w:t>
@@ -2744,7 +2358,7 @@
         <w:pStyle w:val="FirstParagraph"/>
       </w:pPr>
       <w:r>
-        <w:t xml:space="preserve">머지 전 셀프 리뷰에서 diff 를 처음부터 끝까지 읽으며 아래를 확인한다. 항목 끝에 근거 규칙을 적었고, 규칙 문서에 근거가 없는 항목은 그렇게 표시했다.</w:t>
+        <w:t xml:space="preserve">머지 전 셀프 리뷰에서 diff 를 처음부터 끝까지 읽으며 아래를 확인한다. 항목 끝에 근거를 적었다.</w:t>
       </w:r>
     </w:p>
     <w:p>
@@ -2804,7 +2418,7 @@
         <w:t xml:space="preserve">UPPER_SNAKE_CASE</w:t>
       </w:r>
       <w:r>
-        <w:t xml:space="preserve">, 단위 접미사). 변수·내부용 멤버 표기는 현재 코드와 달라 소급 적용 여부가 미정이다(2절). —</w:t>
+        <w:t xml:space="preserve">, 단위 접미사). —</w:t>
       </w:r>
       <w:r>
         <w:t xml:space="preserve"> </w:t>
@@ -3068,7 +2682,7 @@
         <w:t xml:space="preserve">docs/TESTING.md</w:t>
       </w:r>
       <w:r>
-        <w:t xml:space="preserve">)를 갱신했다. — 규칙 문서에 명시 없음(JSA-PF-ST-003 의 DoD 기본안)</w:t>
+        <w:t xml:space="preserve">)를 갱신했다. — JSA-PF-ST-003 2절(Definition of Done)</w:t>
       </w:r>
     </w:p>
     <w:p>
@@ -3188,30 +2802,6 @@
       </w:r>
       <w:r>
         <w:t xml:space="preserve">(gis-sass 저장소)</w:t>
-      </w:r>
-    </w:p>
-    <w:p>
-      <w:pPr>
-        <w:pStyle w:val="Compact"/>
-        <w:numPr>
-          <w:ilvl w:val="0"/>
-          <w:numId w:val="1013"/>
-        </w:numPr>
-      </w:pPr>
-      <w:r>
-        <w:t xml:space="preserve">도구 설정 확인: 저장소 전체에서 ESLint·Prettier·Spotless·Checkstyle·Pint·</w:t>
-      </w:r>
-      <w:r>
-        <w:rPr>
-          <w:rStyle w:val="VerbatimChar"/>
-        </w:rPr>
-        <w:t xml:space="preserve">.editorconfig</w:t>
-      </w:r>
-      <w:r>
-        <w:t xml:space="preserve"> </w:t>
-      </w:r>
-      <w:r>
-        <w:t xml:space="preserve">설정 파일이 없음을 2026-10-16 에 검색으로 확인</w:t>
       </w:r>
     </w:p>
     <w:sectPr>

--- a/.ai-workflow/work/tasks/현장방문대비/30 관리 산출물/개발/md2docx/JSA-PF-ST-001_코딩 컨벤션.docx
+++ b/.ai-workflow/work/tasks/현장방문대비/30 관리 산출물/개발/md2docx/JSA-PF-ST-001_코딩 컨벤션.docx
@@ -175,42 +175,18 @@
               <w:pStyle w:val="Compact"/>
             </w:pPr>
             <w:r>
-              <w:t xml:space="preserve">작성자</w:t>
-            </w:r>
-          </w:p>
-        </w:tc>
-        <w:tc>
-          <w:tcPr/>
-          <w:p>
-            <w:pPr>
-              <w:pStyle w:val="Compact"/>
-            </w:pPr>
-            <w:r>
-              <w:t xml:space="preserve">박가람</w:t>
-            </w:r>
-          </w:p>
-        </w:tc>
-      </w:tr>
-      <w:tr>
-        <w:tc>
-          <w:tcPr/>
-          <w:p>
-            <w:pPr>
-              <w:pStyle w:val="Compact"/>
-            </w:pPr>
-            <w:r>
-              <w:t xml:space="preserve">승인자</w:t>
-            </w:r>
-          </w:p>
-        </w:tc>
-        <w:tc>
-          <w:tcPr/>
-          <w:p>
-            <w:pPr>
-              <w:pStyle w:val="Compact"/>
-            </w:pPr>
-            <w:r>
-              <w:t xml:space="preserve">-</w:t>
+              <w:t xml:space="preserve">작성자 / 승인자</w:t>
+            </w:r>
+          </w:p>
+        </w:tc>
+        <w:tc>
+          <w:tcPr/>
+          <w:p>
+            <w:pPr>
+              <w:pStyle w:val="Compact"/>
+            </w:pPr>
+            <w:r>
+              <w:t xml:space="preserve">김재헌 / 박가람</w:t>
             </w:r>
           </w:p>
         </w:tc>
@@ -338,18 +314,18 @@
               <w:pStyle w:val="Compact"/>
             </w:pPr>
             <w:r>
+              <w:t xml:space="preserve">김재헌</w:t>
+            </w:r>
+          </w:p>
+        </w:tc>
+        <w:tc>
+          <w:tcPr/>
+          <w:p>
+            <w:pPr>
+              <w:pStyle w:val="Compact"/>
+            </w:pPr>
+            <w:r>
               <w:t xml:space="preserve">박가람</w:t>
-            </w:r>
-          </w:p>
-        </w:tc>
-        <w:tc>
-          <w:tcPr/>
-          <w:p>
-            <w:pPr>
-              <w:pStyle w:val="Compact"/>
-            </w:pPr>
-            <w:r>
-              <w:t xml:space="preserve">-</w:t>
             </w:r>
           </w:p>
         </w:tc>
